--- a/production/worksheets/02-ch2-moving-objects-have-energy-practice.docx
+++ b/production/worksheets/02-ch2-moving-objects-have-energy-practice.docx
@@ -23,7 +23,7 @@
         <w:rPr>
           <w:i/>
           <w:color w:val="444444"/>
-          <w:sz w:val="22"/>
+          <w:sz w:val="24"/>
         </w:rPr>
         <w:t>Chapter 2 · Grade 4</w:t>
       </w:r>
@@ -66,7 +66,7 @@
         <w:rPr>
           <w:i w:val="0"/>
           <w:color w:val="444444"/>
-          <w:sz w:val="22"/>
+          <w:sz w:val="24"/>
         </w:rPr>
         <w:t>Circle or write the object that is in motion.</w:t>
       </w:r>
@@ -94,7 +94,7 @@
               <w:rPr>
                 <w:b/>
                 <w:color w:val="1F3A5F"/>
-                <w:sz w:val="22"/>
+                <w:sz w:val="24"/>
               </w:rPr>
               <w:t>Scenario</w:t>
             </w:r>
@@ -111,7 +111,7 @@
               <w:rPr>
                 <w:b/>
                 <w:color w:val="1F3A5F"/>
-                <w:sz w:val="22"/>
+                <w:sz w:val="24"/>
               </w:rPr>
               <w:t>Object in motion</w:t>
             </w:r>
@@ -236,7 +236,7 @@
         <w:rPr>
           <w:i w:val="0"/>
           <w:color w:val="444444"/>
-          <w:sz w:val="22"/>
+          <w:sz w:val="24"/>
         </w:rPr>
         <w:t>For each, write the change the moving object caused.</w:t>
       </w:r>
@@ -264,7 +264,7 @@
               <w:rPr>
                 <w:b/>
                 <w:color w:val="1F3A5F"/>
-                <w:sz w:val="22"/>
+                <w:sz w:val="24"/>
               </w:rPr>
               <w:t>Scenario</w:t>
             </w:r>
@@ -281,7 +281,7 @@
               <w:rPr>
                 <w:b/>
                 <w:color w:val="1F3A5F"/>
-                <w:sz w:val="22"/>
+                <w:sz w:val="24"/>
               </w:rPr>
               <w:t>Change caused</w:t>
             </w:r>
@@ -406,7 +406,7 @@
         <w:rPr>
           <w:i w:val="0"/>
           <w:color w:val="444444"/>
-          <w:sz w:val="22"/>
+          <w:sz w:val="24"/>
         </w:rPr>
         <w:t>Circle YES or NO — is it evidence that the moving object had energy?</w:t>
       </w:r>
@@ -434,7 +434,7 @@
               <w:rPr>
                 <w:b/>
                 <w:color w:val="1F3A5F"/>
-                <w:sz w:val="22"/>
+                <w:sz w:val="24"/>
               </w:rPr>
               <w:t>Observation</w:t>
             </w:r>
@@ -451,7 +451,7 @@
               <w:rPr>
                 <w:b/>
                 <w:color w:val="1F3A5F"/>
-                <w:sz w:val="22"/>
+                <w:sz w:val="24"/>
               </w:rPr>
               <w:t>Evidence?</w:t>
             </w:r>
@@ -588,7 +588,7 @@
         <w:rPr>
           <w:i w:val="0"/>
           <w:color w:val="444444"/>
-          <w:sz w:val="22"/>
+          <w:sz w:val="24"/>
         </w:rPr>
         <w:t>Draw one example of a moving object causing a change.</w:t>
       </w:r>
@@ -670,7 +670,7 @@
         <w:rPr>
           <w:i w:val="0"/>
           <w:color w:val="444444"/>
-          <w:sz w:val="22"/>
+          <w:sz w:val="24"/>
         </w:rPr>
         <w:t>How can a moving object show evidence of energy?</w:t>
       </w:r>

--- a/production/worksheets/02-ch2-moving-objects-have-energy-practice.docx
+++ b/production/worksheets/02-ch2-moving-objects-have-energy-practice.docx
@@ -4,97 +4,220 @@
   <w:body>
     <w:p>
       <w:pPr>
-        <w:spacing w:after="80"/>
+        <w:spacing w:before="0" w:after="40"/>
       </w:pPr>
       <w:r>
         <w:rPr>
+          <w:rFonts w:ascii="Avenir Next" w:hAnsi="Avenir Next"/>
           <w:b/>
-          <w:color w:val="1F3A5F"/>
-          <w:sz w:val="40"/>
+          <w:i w:val="0"/>
+          <w:color w:val="4A5268"/>
+          <w:sz w:val="19"/>
+          <w:u w:val="none"/>
+          <w:rFonts w:ascii="Avenir Next" w:hAnsi="Avenir Next" w:cs="Avenir Next"/>
+        </w:rPr>
+        <w:t>UNIT 1 · ENERGY TRANSFER &amp; TRANSFORMATION</w:t>
+      </w:r>
+    </w:p>
+    <w:p>
+      <w:pPr>
+        <w:spacing w:before="0" w:after="40"/>
+      </w:pPr>
+      <w:r>
+        <w:rPr>
+          <w:rFonts w:ascii="Avenir Next" w:hAnsi="Avenir Next"/>
+          <w:b/>
+          <w:i w:val="0"/>
+          <w:color w:val="0F5A5C"/>
+          <w:sz w:val="44"/>
+          <w:u w:val="none"/>
+          <w:rFonts w:ascii="Avenir Next" w:hAnsi="Avenir Next" w:cs="Avenir Next"/>
         </w:rPr>
         <w:t>Practice — Moving Objects Have Energy</w:t>
       </w:r>
     </w:p>
     <w:p>
       <w:pPr>
-        <w:spacing w:after="80"/>
+        <w:spacing w:before="0" w:after="80"/>
       </w:pPr>
       <w:r>
         <w:rPr>
-          <w:i/>
-          <w:color w:val="444444"/>
+          <w:rFonts w:ascii="Avenir Next" w:hAnsi="Avenir Next"/>
+          <w:b/>
+          <w:i w:val="0"/>
+          <w:color w:val="5B6770"/>
           <w:sz w:val="24"/>
+          <w:u w:val="none"/>
+          <w:rFonts w:ascii="Avenir Next" w:hAnsi="Avenir Next" w:cs="Avenir Next"/>
         </w:rPr>
-        <w:t>Chapter 2 · Grade 4</w:t>
+        <w:t>Chapter 2 · Grade 4 · PRACTICE — NOT GRADED</w:t>
       </w:r>
     </w:p>
     <w:p>
       <w:pPr>
-        <w:spacing w:after="160"/>
+        <w:spacing w:before="0" w:after="120" w:line="520" w:lineRule="exact"/>
       </w:pPr>
       <w:r>
         <w:rPr>
+          <w:rFonts w:ascii="Avenir Next" w:hAnsi="Avenir Next"/>
+          <w:b/>
+          <w:i w:val="0"/>
+          <w:color w:val="1A1D26"/>
           <w:sz w:val="24"/>
+          <w:u w:val="none"/>
+          <w:rFonts w:ascii="Avenir Next" w:hAnsi="Avenir Next" w:cs="Avenir Next"/>
         </w:rPr>
-        <w:t>Name: ____________________________</w:t>
+        <w:t xml:space="preserve">Name: </w:t>
       </w:r>
       <w:r>
         <w:rPr>
+          <w:rFonts w:ascii="Avenir Next" w:hAnsi="Avenir Next"/>
+          <w:b w:val="0"/>
+          <w:i w:val="0"/>
+          <w:color w:val="1A1D26"/>
           <w:sz w:val="24"/>
+          <w:u w:val="single"/>
+          <w:rFonts w:ascii="Avenir Next" w:hAnsi="Avenir Next" w:cs="Avenir Next"/>
         </w:rPr>
-        <w:t xml:space="preserve">    Date: ________________</w:t>
+        <w:t>____________________________</w:t>
+      </w:r>
+      <w:r>
+        <w:rPr>
+          <w:rFonts w:ascii="Avenir Next" w:hAnsi="Avenir Next"/>
+          <w:b/>
+          <w:i w:val="0"/>
+          <w:color w:val="1A1D26"/>
+          <w:sz w:val="24"/>
+          <w:u w:val="none"/>
+          <w:rFonts w:ascii="Avenir Next" w:hAnsi="Avenir Next" w:cs="Avenir Next"/>
+        </w:rPr>
+        <w:t xml:space="preserve">    Homeroom:  </w:t>
+      </w:r>
+      <w:r>
+        <w:rPr>
+          <w:rFonts w:ascii="Avenir Next" w:hAnsi="Avenir Next"/>
+          <w:b w:val="0"/>
+          <w:i w:val="0"/>
+          <w:color w:val="1A1D26"/>
+          <w:sz w:val="24"/>
+          <w:u w:val="none"/>
+          <w:rFonts w:ascii="Avenir Next" w:hAnsi="Avenir Next" w:cs="Avenir Next"/>
+        </w:rPr>
+        <w:t>○ 4A</w:t>
+      </w:r>
+      <w:r>
+        <w:rPr>
+          <w:rFonts w:ascii="Avenir Next" w:hAnsi="Avenir Next"/>
+          <w:b w:val="0"/>
+          <w:i w:val="0"/>
+          <w:color w:val="1A1D26"/>
+          <w:sz w:val="24"/>
+          <w:u w:val="none"/>
+          <w:rFonts w:ascii="Avenir Next" w:hAnsi="Avenir Next" w:cs="Avenir Next"/>
+        </w:rPr>
+        <w:t xml:space="preserve">  ○ 4B</w:t>
+      </w:r>
+      <w:r>
+        <w:rPr>
+          <w:rFonts w:ascii="Avenir Next" w:hAnsi="Avenir Next"/>
+          <w:b w:val="0"/>
+          <w:i w:val="0"/>
+          <w:color w:val="1A1D26"/>
+          <w:sz w:val="24"/>
+          <w:u w:val="none"/>
+          <w:rFonts w:ascii="Avenir Next" w:hAnsi="Avenir Next" w:cs="Avenir Next"/>
+        </w:rPr>
+        <w:t xml:space="preserve">  ○ 4C</w:t>
+      </w:r>
+      <w:r>
+        <w:rPr>
+          <w:rFonts w:ascii="Avenir Next" w:hAnsi="Avenir Next"/>
+          <w:b w:val="0"/>
+          <w:i w:val="0"/>
+          <w:color w:val="1A1D26"/>
+          <w:sz w:val="24"/>
+          <w:u w:val="none"/>
+          <w:rFonts w:ascii="Avenir Next" w:hAnsi="Avenir Next" w:cs="Avenir Next"/>
+        </w:rPr>
+        <w:t xml:space="preserve">  ○ 4D</w:t>
       </w:r>
     </w:p>
     <w:p>
       <w:pPr>
-        <w:spacing w:before="200" w:after="60"/>
+        <w:spacing w:before="0" w:after="40"/>
       </w:pPr>
       <w:r>
         <w:rPr>
+          <w:rFonts w:ascii="Avenir Next" w:hAnsi="Avenir Next"/>
           <w:b/>
-          <w:color w:val="C05014"/>
-          <w:sz w:val="28"/>
+          <w:i w:val="0"/>
+          <w:color w:val="0F5A5C"/>
+          <w:sz w:val="32"/>
+          <w:u w:val="none"/>
+          <w:rFonts w:ascii="Avenir Next" w:hAnsi="Avenir Next" w:cs="Avenir Next"/>
         </w:rPr>
         <w:t>A. What is moving?</w:t>
       </w:r>
     </w:p>
     <w:p>
       <w:pPr>
-        <w:spacing w:after="80"/>
+        <w:spacing w:before="0" w:after="40"/>
       </w:pPr>
       <w:r>
         <w:rPr>
-          <w:i w:val="0"/>
-          <w:color w:val="444444"/>
+          <w:rFonts w:ascii="Avenir Next" w:hAnsi="Avenir Next"/>
+          <w:b w:val="0"/>
+          <w:i/>
+          <w:color w:val="4A5268"/>
           <w:sz w:val="24"/>
+          <w:u w:val="none"/>
+          <w:rFonts w:ascii="Avenir Next" w:hAnsi="Avenir Next" w:cs="Avenir Next"/>
         </w:rPr>
-        <w:t>Circle or write the object that is in motion.</w:t>
+        <w:t>Write the object that is in motion.</w:t>
       </w:r>
     </w:p>
     <w:tbl>
       <w:tblPr>
-        <w:tblStyle w:val="TableGrid"/>
         <w:tblW w:type="auto" w:w="0"/>
-        <w:tblLayout w:type="fixed"/>
         <w:tblLook w:firstColumn="1" w:firstRow="1" w:lastColumn="0" w:lastRow="0" w:noHBand="0" w:noVBand="1" w:val="04A0"/>
+        <w:tblBorders>
+          <w:top w:val="none"/>
+          <w:left w:val="none"/>
+          <w:bottom w:val="none"/>
+          <w:right w:val="none"/>
+          <w:insideH w:val="none"/>
+          <w:insideV w:val="none"/>
+        </w:tblBorders>
       </w:tblPr>
       <w:tblGrid>
-        <w:gridCol w:w="4968"/>
-        <w:gridCol w:w="4968"/>
+        <w:gridCol w:w="5328"/>
+        <w:gridCol w:w="5328"/>
       </w:tblGrid>
       <w:tr>
+        <w:trPr>
+          <w:trHeight w:val="400" w:hRule="exact"/>
+        </w:trPr>
         <w:tc>
           <w:tcPr>
             <w:tcW w:type="dxa" w:w="6336"/>
-            <w:shd w:fill="E8EDF4"/>
+            <w:tcMar>
+              <w:top w:w="40" w:type="dxa"/>
+              <w:left w:w="70" w:type="dxa"/>
+              <w:bottom w:w="40" w:type="dxa"/>
+              <w:right w:w="70" w:type="dxa"/>
+            </w:tcMar>
+            <w:shd w:val="clear" w:color="auto" w:fill="0F5A5C"/>
           </w:tcPr>
           <w:p>
-            <w:r/>
             <w:r>
               <w:rPr>
+                <w:rFonts w:ascii="Avenir Next" w:hAnsi="Avenir Next"/>
                 <w:b/>
-                <w:color w:val="1F3A5F"/>
+                <w:i w:val="0"/>
+                <w:color w:val="FFFFFF"/>
                 <w:sz w:val="24"/>
+                <w:u w:val="none"/>
+                <w:rFonts w:ascii="Avenir Next" w:hAnsi="Avenir Next" w:cs="Avenir Next"/>
               </w:rPr>
               <w:t>Scenario</w:t>
             </w:r>
@@ -102,16 +225,25 @@
         </w:tc>
         <w:tc>
           <w:tcPr>
-            <w:tcW w:type="dxa" w:w="3024"/>
-            <w:shd w:fill="E8EDF4"/>
+            <w:tcW w:type="dxa" w:w="4320"/>
+            <w:tcMar>
+              <w:top w:w="40" w:type="dxa"/>
+              <w:left w:w="70" w:type="dxa"/>
+              <w:bottom w:w="40" w:type="dxa"/>
+              <w:right w:w="70" w:type="dxa"/>
+            </w:tcMar>
+            <w:shd w:val="clear" w:color="auto" w:fill="0F5A5C"/>
           </w:tcPr>
           <w:p>
-            <w:r/>
             <w:r>
               <w:rPr>
+                <w:rFonts w:ascii="Avenir Next" w:hAnsi="Avenir Next"/>
                 <w:b/>
-                <w:color w:val="1F3A5F"/>
+                <w:i w:val="0"/>
+                <w:color w:val="FFFFFF"/>
                 <w:sz w:val="24"/>
+                <w:u w:val="none"/>
+                <w:rFonts w:ascii="Avenir Next" w:hAnsi="Avenir Next" w:cs="Avenir Next"/>
               </w:rPr>
               <w:t>Object in motion</w:t>
             </w:r>
@@ -120,151 +252,256 @@
       </w:tr>
       <w:tr>
         <w:trPr>
-          <w:trHeight w:val="720"/>
+          <w:trHeight w:val="620" w:hRule="atLeast"/>
         </w:trPr>
         <w:tc>
           <w:tcPr>
             <w:tcW w:type="dxa" w:w="6336"/>
+            <w:tcMar>
+              <w:top w:w="40" w:type="dxa"/>
+              <w:left w:w="70" w:type="dxa"/>
+              <w:bottom w:w="40" w:type="dxa"/>
+              <w:right w:w="70" w:type="dxa"/>
+            </w:tcMar>
+            <w:tcBorders>
+              <w:bottom w:val="single" w:sz="8" w:color="1A1D26"/>
+            </w:tcBorders>
           </w:tcPr>
           <w:p>
-            <w:r/>
             <w:r>
+              <w:rPr>
+                <w:rFonts w:ascii="Avenir Next" w:hAnsi="Avenir Next"/>
+                <w:b/>
+                <w:i w:val="0"/>
+                <w:color w:val="1A1D26"/>
+                <w:sz w:val="28"/>
+                <w:u w:val="none"/>
+                <w:rFonts w:ascii="Avenir Next" w:hAnsi="Avenir Next" w:cs="Avenir Next"/>
+              </w:rPr>
               <w:t>A basketball falls through the hoop.</w:t>
             </w:r>
           </w:p>
         </w:tc>
         <w:tc>
           <w:tcPr>
-            <w:tcW w:type="dxa" w:w="3024"/>
+            <w:tcW w:type="dxa" w:w="4320"/>
+            <w:tcMar>
+              <w:top w:w="40" w:type="dxa"/>
+              <w:left w:w="70" w:type="dxa"/>
+              <w:bottom w:w="40" w:type="dxa"/>
+              <w:right w:w="70" w:type="dxa"/>
+            </w:tcMar>
+            <w:tcBorders>
+              <w:bottom w:val="single" w:sz="8" w:color="1A1D26"/>
+            </w:tcBorders>
           </w:tcPr>
-          <w:p>
-            <w:r/>
-          </w:p>
+          <w:p/>
         </w:tc>
       </w:tr>
       <w:tr>
         <w:trPr>
-          <w:trHeight w:val="720"/>
+          <w:trHeight w:val="620" w:hRule="atLeast"/>
         </w:trPr>
         <w:tc>
           <w:tcPr>
             <w:tcW w:type="dxa" w:w="6336"/>
+            <w:tcMar>
+              <w:top w:w="40" w:type="dxa"/>
+              <w:left w:w="70" w:type="dxa"/>
+              <w:bottom w:w="40" w:type="dxa"/>
+              <w:right w:w="70" w:type="dxa"/>
+            </w:tcMar>
+            <w:tcBorders>
+              <w:bottom w:val="single" w:sz="8" w:color="1A1D26"/>
+            </w:tcBorders>
           </w:tcPr>
           <w:p>
-            <w:r/>
             <w:r>
+              <w:rPr>
+                <w:rFonts w:ascii="Avenir Next" w:hAnsi="Avenir Next"/>
+                <w:b/>
+                <w:i w:val="0"/>
+                <w:color w:val="1A1D26"/>
+                <w:sz w:val="28"/>
+                <w:u w:val="none"/>
+                <w:rFonts w:ascii="Avenir Next" w:hAnsi="Avenir Next" w:cs="Avenir Next"/>
+              </w:rPr>
               <w:t>A marble rolls toward another marble.</w:t>
             </w:r>
           </w:p>
         </w:tc>
         <w:tc>
           <w:tcPr>
-            <w:tcW w:type="dxa" w:w="3024"/>
+            <w:tcW w:type="dxa" w:w="4320"/>
+            <w:tcMar>
+              <w:top w:w="40" w:type="dxa"/>
+              <w:left w:w="70" w:type="dxa"/>
+              <w:bottom w:w="40" w:type="dxa"/>
+              <w:right w:w="70" w:type="dxa"/>
+            </w:tcMar>
+            <w:tcBorders>
+              <w:bottom w:val="single" w:sz="8" w:color="1A1D26"/>
+            </w:tcBorders>
           </w:tcPr>
-          <w:p>
-            <w:r/>
-          </w:p>
+          <w:p/>
         </w:tc>
       </w:tr>
       <w:tr>
         <w:trPr>
-          <w:trHeight w:val="720"/>
+          <w:trHeight w:val="620" w:hRule="atLeast"/>
         </w:trPr>
         <w:tc>
           <w:tcPr>
             <w:tcW w:type="dxa" w:w="6336"/>
+            <w:tcMar>
+              <w:top w:w="40" w:type="dxa"/>
+              <w:left w:w="70" w:type="dxa"/>
+              <w:bottom w:w="40" w:type="dxa"/>
+              <w:right w:w="70" w:type="dxa"/>
+            </w:tcMar>
+            <w:tcBorders>
+              <w:bottom w:val="single" w:sz="8" w:color="1A1D26"/>
+            </w:tcBorders>
           </w:tcPr>
           <w:p>
-            <w:r/>
             <w:r>
+              <w:rPr>
+                <w:rFonts w:ascii="Avenir Next" w:hAnsi="Avenir Next"/>
+                <w:b/>
+                <w:i w:val="0"/>
+                <w:color w:val="1A1D26"/>
+                <w:sz w:val="28"/>
+                <w:u w:val="none"/>
+                <w:rFonts w:ascii="Avenir Next" w:hAnsi="Avenir Next" w:cs="Avenir Next"/>
+              </w:rPr>
               <w:t>Wind spins a turbine blade.</w:t>
             </w:r>
           </w:p>
         </w:tc>
         <w:tc>
           <w:tcPr>
-            <w:tcW w:type="dxa" w:w="3024"/>
+            <w:tcW w:type="dxa" w:w="4320"/>
+            <w:tcMar>
+              <w:top w:w="40" w:type="dxa"/>
+              <w:left w:w="70" w:type="dxa"/>
+              <w:bottom w:w="40" w:type="dxa"/>
+              <w:right w:w="70" w:type="dxa"/>
+            </w:tcMar>
+            <w:tcBorders>
+              <w:bottom w:val="single" w:sz="8" w:color="1A1D26"/>
+            </w:tcBorders>
           </w:tcPr>
-          <w:p>
-            <w:r/>
-          </w:p>
+          <w:p/>
         </w:tc>
       </w:tr>
       <w:tr>
         <w:trPr>
-          <w:trHeight w:val="720"/>
+          <w:trHeight w:val="620" w:hRule="atLeast"/>
         </w:trPr>
         <w:tc>
           <w:tcPr>
             <w:tcW w:type="dxa" w:w="6336"/>
+            <w:tcMar>
+              <w:top w:w="40" w:type="dxa"/>
+              <w:left w:w="70" w:type="dxa"/>
+              <w:bottom w:w="40" w:type="dxa"/>
+              <w:right w:w="70" w:type="dxa"/>
+            </w:tcMar>
+            <w:tcBorders>
+              <w:bottom w:val="single" w:sz="8" w:color="1A1D26"/>
+            </w:tcBorders>
           </w:tcPr>
           <w:p>
-            <w:r/>
             <w:r>
+              <w:rPr>
+                <w:rFonts w:ascii="Avenir Next" w:hAnsi="Avenir Next"/>
+                <w:b/>
+                <w:i w:val="0"/>
+                <w:color w:val="1A1D26"/>
+                <w:sz w:val="28"/>
+                <w:u w:val="none"/>
+                <w:rFonts w:ascii="Avenir Next" w:hAnsi="Avenir Next" w:cs="Avenir Next"/>
+              </w:rPr>
               <w:t>A shopping cart bumps a box.</w:t>
             </w:r>
           </w:p>
         </w:tc>
         <w:tc>
           <w:tcPr>
-            <w:tcW w:type="dxa" w:w="3024"/>
+            <w:tcW w:type="dxa" w:w="4320"/>
+            <w:tcMar>
+              <w:top w:w="40" w:type="dxa"/>
+              <w:left w:w="70" w:type="dxa"/>
+              <w:bottom w:w="40" w:type="dxa"/>
+              <w:right w:w="70" w:type="dxa"/>
+            </w:tcMar>
+            <w:tcBorders>
+              <w:bottom w:val="single" w:sz="8" w:color="1A1D26"/>
+            </w:tcBorders>
           </w:tcPr>
-          <w:p>
-            <w:r/>
-          </w:p>
+          <w:p/>
         </w:tc>
       </w:tr>
     </w:tbl>
     <w:p>
       <w:pPr>
-        <w:spacing w:before="200" w:after="60"/>
+        <w:spacing w:before="0" w:after="40"/>
       </w:pPr>
       <w:r>
         <w:rPr>
+          <w:rFonts w:ascii="Avenir Next" w:hAnsi="Avenir Next"/>
           <w:b/>
-          <w:color w:val="C05014"/>
-          <w:sz w:val="28"/>
+          <w:i w:val="0"/>
+          <w:color w:val="0F5A5C"/>
+          <w:sz w:val="32"/>
+          <w:u w:val="none"/>
+          <w:rFonts w:ascii="Avenir Next" w:hAnsi="Avenir Next" w:cs="Avenir Next"/>
         </w:rPr>
         <w:t>B. What changed?</w:t>
       </w:r>
     </w:p>
-    <w:p>
-      <w:pPr>
-        <w:spacing w:after="80"/>
-      </w:pPr>
-      <w:r>
-        <w:rPr>
-          <w:i w:val="0"/>
-          <w:color w:val="444444"/>
-          <w:sz w:val="24"/>
-        </w:rPr>
-        <w:t>For each, write the change the moving object caused.</w:t>
-      </w:r>
-    </w:p>
     <w:tbl>
       <w:tblPr>
-        <w:tblStyle w:val="TableGrid"/>
         <w:tblW w:type="auto" w:w="0"/>
-        <w:tblLayout w:type="fixed"/>
         <w:tblLook w:firstColumn="1" w:firstRow="1" w:lastColumn="0" w:lastRow="0" w:noHBand="0" w:noVBand="1" w:val="04A0"/>
+        <w:tblBorders>
+          <w:top w:val="none"/>
+          <w:left w:val="none"/>
+          <w:bottom w:val="none"/>
+          <w:right w:val="none"/>
+          <w:insideH w:val="none"/>
+          <w:insideV w:val="none"/>
+        </w:tblBorders>
       </w:tblPr>
       <w:tblGrid>
-        <w:gridCol w:w="4968"/>
-        <w:gridCol w:w="4968"/>
+        <w:gridCol w:w="5328"/>
+        <w:gridCol w:w="5328"/>
       </w:tblGrid>
       <w:tr>
+        <w:trPr>
+          <w:trHeight w:val="400" w:hRule="exact"/>
+        </w:trPr>
         <w:tc>
           <w:tcPr>
             <w:tcW w:type="dxa" w:w="6336"/>
-            <w:shd w:fill="E8EDF4"/>
+            <w:tcMar>
+              <w:top w:w="40" w:type="dxa"/>
+              <w:left w:w="70" w:type="dxa"/>
+              <w:bottom w:w="40" w:type="dxa"/>
+              <w:right w:w="70" w:type="dxa"/>
+            </w:tcMar>
+            <w:shd w:val="clear" w:color="auto" w:fill="0F5A5C"/>
           </w:tcPr>
           <w:p>
-            <w:r/>
             <w:r>
               <w:rPr>
+                <w:rFonts w:ascii="Avenir Next" w:hAnsi="Avenir Next"/>
                 <w:b/>
-                <w:color w:val="1F3A5F"/>
+                <w:i w:val="0"/>
+                <w:color w:val="FFFFFF"/>
                 <w:sz w:val="24"/>
+                <w:u w:val="none"/>
+                <w:rFonts w:ascii="Avenir Next" w:hAnsi="Avenir Next" w:cs="Avenir Next"/>
               </w:rPr>
               <w:t>Scenario</w:t>
             </w:r>
@@ -272,16 +509,25 @@
         </w:tc>
         <w:tc>
           <w:tcPr>
-            <w:tcW w:type="dxa" w:w="3024"/>
-            <w:shd w:fill="E8EDF4"/>
+            <w:tcW w:type="dxa" w:w="4320"/>
+            <w:tcMar>
+              <w:top w:w="40" w:type="dxa"/>
+              <w:left w:w="70" w:type="dxa"/>
+              <w:bottom w:w="40" w:type="dxa"/>
+              <w:right w:w="70" w:type="dxa"/>
+            </w:tcMar>
+            <w:shd w:val="clear" w:color="auto" w:fill="0F5A5C"/>
           </w:tcPr>
           <w:p>
-            <w:r/>
             <w:r>
               <w:rPr>
+                <w:rFonts w:ascii="Avenir Next" w:hAnsi="Avenir Next"/>
                 <w:b/>
-                <w:color w:val="1F3A5F"/>
+                <w:i w:val="0"/>
+                <w:color w:val="FFFFFF"/>
                 <w:sz w:val="24"/>
+                <w:u w:val="none"/>
+                <w:rFonts w:ascii="Avenir Next" w:hAnsi="Avenir Next" w:cs="Avenir Next"/>
               </w:rPr>
               <w:t>Change caused</w:t>
             </w:r>
@@ -290,151 +536,284 @@
       </w:tr>
       <w:tr>
         <w:trPr>
-          <w:trHeight w:val="720"/>
+          <w:trHeight w:val="620" w:hRule="atLeast"/>
         </w:trPr>
         <w:tc>
           <w:tcPr>
             <w:tcW w:type="dxa" w:w="6336"/>
+            <w:tcMar>
+              <w:top w:w="40" w:type="dxa"/>
+              <w:left w:w="70" w:type="dxa"/>
+              <w:bottom w:w="40" w:type="dxa"/>
+              <w:right w:w="70" w:type="dxa"/>
+            </w:tcMar>
+            <w:tcBorders>
+              <w:bottom w:val="single" w:sz="8" w:color="1A1D26"/>
+            </w:tcBorders>
           </w:tcPr>
           <w:p>
-            <w:r/>
             <w:r>
+              <w:rPr>
+                <w:rFonts w:ascii="Avenir Next" w:hAnsi="Avenir Next"/>
+                <w:b/>
+                <w:i w:val="0"/>
+                <w:color w:val="1A1D26"/>
+                <w:sz w:val="28"/>
+                <w:u w:val="none"/>
+                <w:rFonts w:ascii="Avenir Next" w:hAnsi="Avenir Next" w:cs="Avenir Next"/>
+              </w:rPr>
               <w:t>The basketball hits the net.</w:t>
             </w:r>
           </w:p>
         </w:tc>
         <w:tc>
           <w:tcPr>
-            <w:tcW w:type="dxa" w:w="3024"/>
+            <w:tcW w:type="dxa" w:w="4320"/>
+            <w:tcMar>
+              <w:top w:w="40" w:type="dxa"/>
+              <w:left w:w="70" w:type="dxa"/>
+              <w:bottom w:w="40" w:type="dxa"/>
+              <w:right w:w="70" w:type="dxa"/>
+            </w:tcMar>
+            <w:tcBorders>
+              <w:bottom w:val="single" w:sz="8" w:color="1A1D26"/>
+            </w:tcBorders>
           </w:tcPr>
-          <w:p>
-            <w:r/>
-          </w:p>
+          <w:p/>
         </w:tc>
       </w:tr>
       <w:tr>
         <w:trPr>
-          <w:trHeight w:val="720"/>
+          <w:trHeight w:val="620" w:hRule="atLeast"/>
         </w:trPr>
         <w:tc>
           <w:tcPr>
             <w:tcW w:type="dxa" w:w="6336"/>
+            <w:tcMar>
+              <w:top w:w="40" w:type="dxa"/>
+              <w:left w:w="70" w:type="dxa"/>
+              <w:bottom w:w="40" w:type="dxa"/>
+              <w:right w:w="70" w:type="dxa"/>
+            </w:tcMar>
+            <w:tcBorders>
+              <w:bottom w:val="single" w:sz="8" w:color="1A1D26"/>
+            </w:tcBorders>
           </w:tcPr>
           <w:p>
-            <w:r/>
             <w:r>
+              <w:rPr>
+                <w:rFonts w:ascii="Avenir Next" w:hAnsi="Avenir Next"/>
+                <w:b/>
+                <w:i w:val="0"/>
+                <w:color w:val="1A1D26"/>
+                <w:sz w:val="28"/>
+                <w:u w:val="none"/>
+                <w:rFonts w:ascii="Avenir Next" w:hAnsi="Avenir Next" w:cs="Avenir Next"/>
+              </w:rPr>
               <w:t>The marble hits the target marble.</w:t>
             </w:r>
           </w:p>
         </w:tc>
         <w:tc>
           <w:tcPr>
-            <w:tcW w:type="dxa" w:w="3024"/>
+            <w:tcW w:type="dxa" w:w="4320"/>
+            <w:tcMar>
+              <w:top w:w="40" w:type="dxa"/>
+              <w:left w:w="70" w:type="dxa"/>
+              <w:bottom w:w="40" w:type="dxa"/>
+              <w:right w:w="70" w:type="dxa"/>
+            </w:tcMar>
+            <w:tcBorders>
+              <w:bottom w:val="single" w:sz="8" w:color="1A1D26"/>
+            </w:tcBorders>
           </w:tcPr>
-          <w:p>
-            <w:r/>
-          </w:p>
+          <w:p/>
         </w:tc>
       </w:tr>
       <w:tr>
         <w:trPr>
-          <w:trHeight w:val="720"/>
+          <w:trHeight w:val="620" w:hRule="atLeast"/>
         </w:trPr>
         <w:tc>
           <w:tcPr>
             <w:tcW w:type="dxa" w:w="6336"/>
+            <w:tcMar>
+              <w:top w:w="40" w:type="dxa"/>
+              <w:left w:w="70" w:type="dxa"/>
+              <w:bottom w:w="40" w:type="dxa"/>
+              <w:right w:w="70" w:type="dxa"/>
+            </w:tcMar>
+            <w:tcBorders>
+              <w:bottom w:val="single" w:sz="8" w:color="1A1D26"/>
+            </w:tcBorders>
           </w:tcPr>
           <w:p>
-            <w:r/>
             <w:r>
+              <w:rPr>
+                <w:rFonts w:ascii="Avenir Next" w:hAnsi="Avenir Next"/>
+                <w:b/>
+                <w:i w:val="0"/>
+                <w:color w:val="1A1D26"/>
+                <w:sz w:val="28"/>
+                <w:u w:val="none"/>
+                <w:rFonts w:ascii="Avenir Next" w:hAnsi="Avenir Next" w:cs="Avenir Next"/>
+              </w:rPr>
               <w:t>Wind spins the blades.</w:t>
             </w:r>
           </w:p>
         </w:tc>
         <w:tc>
           <w:tcPr>
-            <w:tcW w:type="dxa" w:w="3024"/>
+            <w:tcW w:type="dxa" w:w="4320"/>
+            <w:tcMar>
+              <w:top w:w="40" w:type="dxa"/>
+              <w:left w:w="70" w:type="dxa"/>
+              <w:bottom w:w="40" w:type="dxa"/>
+              <w:right w:w="70" w:type="dxa"/>
+            </w:tcMar>
+            <w:tcBorders>
+              <w:bottom w:val="single" w:sz="8" w:color="1A1D26"/>
+            </w:tcBorders>
           </w:tcPr>
-          <w:p>
-            <w:r/>
-          </w:p>
+          <w:p/>
         </w:tc>
       </w:tr>
       <w:tr>
         <w:trPr>
-          <w:trHeight w:val="720"/>
+          <w:trHeight w:val="620" w:hRule="atLeast"/>
         </w:trPr>
         <w:tc>
           <w:tcPr>
             <w:tcW w:type="dxa" w:w="6336"/>
+            <w:tcMar>
+              <w:top w:w="40" w:type="dxa"/>
+              <w:left w:w="70" w:type="dxa"/>
+              <w:bottom w:w="40" w:type="dxa"/>
+              <w:right w:w="70" w:type="dxa"/>
+            </w:tcMar>
+            <w:tcBorders>
+              <w:bottom w:val="single" w:sz="8" w:color="1A1D26"/>
+            </w:tcBorders>
           </w:tcPr>
           <w:p>
-            <w:r/>
             <w:r>
+              <w:rPr>
+                <w:rFonts w:ascii="Avenir Next" w:hAnsi="Avenir Next"/>
+                <w:b/>
+                <w:i w:val="0"/>
+                <w:color w:val="1A1D26"/>
+                <w:sz w:val="28"/>
+                <w:u w:val="none"/>
+                <w:rFonts w:ascii="Avenir Next" w:hAnsi="Avenir Next" w:cs="Avenir Next"/>
+              </w:rPr>
               <w:t>The cart bumps the box.</w:t>
             </w:r>
           </w:p>
         </w:tc>
         <w:tc>
           <w:tcPr>
-            <w:tcW w:type="dxa" w:w="3024"/>
+            <w:tcW w:type="dxa" w:w="4320"/>
+            <w:tcMar>
+              <w:top w:w="40" w:type="dxa"/>
+              <w:left w:w="70" w:type="dxa"/>
+              <w:bottom w:w="40" w:type="dxa"/>
+              <w:right w:w="70" w:type="dxa"/>
+            </w:tcMar>
+            <w:tcBorders>
+              <w:bottom w:val="single" w:sz="8" w:color="1A1D26"/>
+            </w:tcBorders>
           </w:tcPr>
-          <w:p>
-            <w:r/>
-          </w:p>
+          <w:p/>
         </w:tc>
       </w:tr>
     </w:tbl>
     <w:p>
       <w:pPr>
-        <w:spacing w:before="200" w:after="60"/>
+        <w:pageBreakBefore/>
+        <w:spacing w:before="0" w:after="0" w:line="20" w:lineRule="exact"/>
       </w:pPr>
       <w:r>
         <w:rPr>
+          <w:sz w:val="2"/>
+        </w:rPr>
+      </w:r>
+    </w:p>
+    <w:p>
+      <w:pPr>
+        <w:spacing w:before="0" w:after="40"/>
+      </w:pPr>
+      <w:r>
+        <w:rPr>
+          <w:rFonts w:ascii="Avenir Next" w:hAnsi="Avenir Next"/>
           <w:b/>
-          <w:color w:val="C05014"/>
-          <w:sz w:val="28"/>
+          <w:i w:val="0"/>
+          <w:color w:val="0F5A5C"/>
+          <w:sz w:val="32"/>
+          <w:u w:val="none"/>
+          <w:rFonts w:ascii="Avenir Next" w:hAnsi="Avenir Next" w:cs="Avenir Next"/>
         </w:rPr>
         <w:t>C. Evidence</w:t>
       </w:r>
     </w:p>
     <w:p>
       <w:pPr>
-        <w:spacing w:after="80"/>
+        <w:spacing w:before="0" w:after="40"/>
       </w:pPr>
       <w:r>
         <w:rPr>
-          <w:i w:val="0"/>
-          <w:color w:val="444444"/>
+          <w:rFonts w:ascii="Avenir Next" w:hAnsi="Avenir Next"/>
+          <w:b w:val="0"/>
+          <w:i/>
+          <w:color w:val="4A5268"/>
           <w:sz w:val="24"/>
+          <w:u w:val="none"/>
+          <w:rFonts w:ascii="Avenir Next" w:hAnsi="Avenir Next" w:cs="Avenir Next"/>
         </w:rPr>
-        <w:t>Circle YES or NO — is it evidence that the moving object had energy?</w:t>
+        <w:t>Circle YES or NO. Is it evidence that the moving object had energy?</w:t>
       </w:r>
     </w:p>
     <w:tbl>
       <w:tblPr>
-        <w:tblStyle w:val="TableGrid"/>
         <w:tblW w:type="auto" w:w="0"/>
-        <w:tblLayout w:type="fixed"/>
         <w:tblLook w:firstColumn="1" w:firstRow="1" w:lastColumn="0" w:lastRow="0" w:noHBand="0" w:noVBand="1" w:val="04A0"/>
+        <w:tblBorders>
+          <w:top w:val="none"/>
+          <w:left w:val="none"/>
+          <w:bottom w:val="none"/>
+          <w:right w:val="none"/>
+          <w:insideH w:val="none"/>
+          <w:insideV w:val="none"/>
+        </w:tblBorders>
       </w:tblPr>
       <w:tblGrid>
-        <w:gridCol w:w="4968"/>
-        <w:gridCol w:w="4968"/>
+        <w:gridCol w:w="5328"/>
+        <w:gridCol w:w="5328"/>
       </w:tblGrid>
       <w:tr>
+        <w:trPr>
+          <w:trHeight w:val="400" w:hRule="exact"/>
+        </w:trPr>
         <w:tc>
           <w:tcPr>
-            <w:tcW w:type="dxa" w:w="6624"/>
-            <w:shd w:fill="E8EDF4"/>
+            <w:tcW w:type="dxa" w:w="7488"/>
+            <w:tcMar>
+              <w:top w:w="40" w:type="dxa"/>
+              <w:left w:w="70" w:type="dxa"/>
+              <w:bottom w:w="40" w:type="dxa"/>
+              <w:right w:w="70" w:type="dxa"/>
+            </w:tcMar>
+            <w:shd w:val="clear" w:color="auto" w:fill="0F5A5C"/>
           </w:tcPr>
           <w:p>
-            <w:r/>
             <w:r>
               <w:rPr>
+                <w:rFonts w:ascii="Avenir Next" w:hAnsi="Avenir Next"/>
                 <w:b/>
-                <w:color w:val="1F3A5F"/>
+                <w:i w:val="0"/>
+                <w:color w:val="FFFFFF"/>
                 <w:sz w:val="24"/>
+                <w:u w:val="none"/>
+                <w:rFonts w:ascii="Avenir Next" w:hAnsi="Avenir Next" w:cs="Avenir Next"/>
               </w:rPr>
               <w:t>Observation</w:t>
             </w:r>
@@ -442,16 +821,25 @@
         </w:tc>
         <w:tc>
           <w:tcPr>
-            <w:tcW w:type="dxa" w:w="2736"/>
-            <w:shd w:fill="E8EDF4"/>
+            <w:tcW w:type="dxa" w:w="3168"/>
+            <w:tcMar>
+              <w:top w:w="40" w:type="dxa"/>
+              <w:left w:w="70" w:type="dxa"/>
+              <w:bottom w:w="40" w:type="dxa"/>
+              <w:right w:w="70" w:type="dxa"/>
+            </w:tcMar>
+            <w:shd w:val="clear" w:color="auto" w:fill="0F5A5C"/>
           </w:tcPr>
           <w:p>
-            <w:r/>
             <w:r>
               <w:rPr>
+                <w:rFonts w:ascii="Avenir Next" w:hAnsi="Avenir Next"/>
                 <w:b/>
-                <w:color w:val="1F3A5F"/>
+                <w:i w:val="0"/>
+                <w:color w:val="FFFFFF"/>
                 <w:sz w:val="24"/>
+                <w:u w:val="none"/>
+                <w:rFonts w:ascii="Avenir Next" w:hAnsi="Avenir Next" w:cs="Avenir Next"/>
               </w:rPr>
               <w:t>Evidence?</w:t>
             </w:r>
@@ -460,108 +848,244 @@
       </w:tr>
       <w:tr>
         <w:trPr>
-          <w:trHeight w:val="720"/>
+          <w:trHeight w:val="640" w:hRule="atLeast"/>
         </w:trPr>
         <w:tc>
           <w:tcPr>
-            <w:tcW w:type="dxa" w:w="6624"/>
+            <w:tcW w:type="dxa" w:w="7488"/>
+            <w:tcMar>
+              <w:top w:w="40" w:type="dxa"/>
+              <w:left w:w="70" w:type="dxa"/>
+              <w:bottom w:w="40" w:type="dxa"/>
+              <w:right w:w="70" w:type="dxa"/>
+            </w:tcMar>
+            <w:tcBorders>
+              <w:bottom w:val="single" w:sz="8" w:color="1A1D26"/>
+            </w:tcBorders>
           </w:tcPr>
           <w:p>
-            <w:r/>
             <w:r>
+              <w:rPr>
+                <w:rFonts w:ascii="Avenir Next" w:hAnsi="Avenir Next"/>
+                <w:b/>
+                <w:i w:val="0"/>
+                <w:color w:val="1A1D26"/>
+                <w:sz w:val="28"/>
+                <w:u w:val="none"/>
+                <w:rFonts w:ascii="Avenir Next" w:hAnsi="Avenir Next" w:cs="Avenir Next"/>
+              </w:rPr>
               <w:t>The target marble changed position.</w:t>
             </w:r>
           </w:p>
         </w:tc>
         <w:tc>
           <w:tcPr>
-            <w:tcW w:type="dxa" w:w="2736"/>
+            <w:tcW w:type="dxa" w:w="3168"/>
+            <w:tcMar>
+              <w:top w:w="40" w:type="dxa"/>
+              <w:left w:w="70" w:type="dxa"/>
+              <w:bottom w:w="40" w:type="dxa"/>
+              <w:right w:w="70" w:type="dxa"/>
+            </w:tcMar>
+            <w:tcBorders>
+              <w:bottom w:val="single" w:sz="8" w:color="1A1D26"/>
+            </w:tcBorders>
           </w:tcPr>
           <w:p>
-            <w:r/>
             <w:r>
-              <w:t>YES / NO</w:t>
+              <w:rPr>
+                <w:rFonts w:ascii="Avenir Next" w:hAnsi="Avenir Next"/>
+                <w:b w:val="0"/>
+                <w:i w:val="0"/>
+                <w:color w:val="1A1D26"/>
+                <w:sz w:val="28"/>
+                <w:u w:val="none"/>
+                <w:rFonts w:ascii="Avenir Next" w:hAnsi="Avenir Next" w:cs="Avenir Next"/>
+              </w:rPr>
+              <w:t>YES    NO</w:t>
             </w:r>
           </w:p>
         </w:tc>
       </w:tr>
       <w:tr>
         <w:trPr>
-          <w:trHeight w:val="720"/>
+          <w:trHeight w:val="640" w:hRule="atLeast"/>
         </w:trPr>
         <w:tc>
           <w:tcPr>
-            <w:tcW w:type="dxa" w:w="6624"/>
+            <w:tcW w:type="dxa" w:w="7488"/>
+            <w:tcMar>
+              <w:top w:w="40" w:type="dxa"/>
+              <w:left w:w="70" w:type="dxa"/>
+              <w:bottom w:w="40" w:type="dxa"/>
+              <w:right w:w="70" w:type="dxa"/>
+            </w:tcMar>
+            <w:tcBorders>
+              <w:bottom w:val="single" w:sz="8" w:color="1A1D26"/>
+            </w:tcBorders>
           </w:tcPr>
           <w:p>
-            <w:r/>
             <w:r>
+              <w:rPr>
+                <w:rFonts w:ascii="Avenir Next" w:hAnsi="Avenir Next"/>
+                <w:b/>
+                <w:i w:val="0"/>
+                <w:color w:val="1A1D26"/>
+                <w:sz w:val="28"/>
+                <w:u w:val="none"/>
+                <w:rFonts w:ascii="Avenir Next" w:hAnsi="Avenir Next" w:cs="Avenir Next"/>
+              </w:rPr>
               <w:t>The marble is round.</w:t>
             </w:r>
           </w:p>
         </w:tc>
         <w:tc>
           <w:tcPr>
-            <w:tcW w:type="dxa" w:w="2736"/>
+            <w:tcW w:type="dxa" w:w="3168"/>
+            <w:tcMar>
+              <w:top w:w="40" w:type="dxa"/>
+              <w:left w:w="70" w:type="dxa"/>
+              <w:bottom w:w="40" w:type="dxa"/>
+              <w:right w:w="70" w:type="dxa"/>
+            </w:tcMar>
+            <w:tcBorders>
+              <w:bottom w:val="single" w:sz="8" w:color="1A1D26"/>
+            </w:tcBorders>
           </w:tcPr>
           <w:p>
-            <w:r/>
             <w:r>
-              <w:t>YES / NO</w:t>
+              <w:rPr>
+                <w:rFonts w:ascii="Avenir Next" w:hAnsi="Avenir Next"/>
+                <w:b w:val="0"/>
+                <w:i w:val="0"/>
+                <w:color w:val="1A1D26"/>
+                <w:sz w:val="28"/>
+                <w:u w:val="none"/>
+                <w:rFonts w:ascii="Avenir Next" w:hAnsi="Avenir Next" w:cs="Avenir Next"/>
+              </w:rPr>
+              <w:t>YES    NO</w:t>
             </w:r>
           </w:p>
         </w:tc>
       </w:tr>
       <w:tr>
         <w:trPr>
-          <w:trHeight w:val="720"/>
+          <w:trHeight w:val="640" w:hRule="atLeast"/>
         </w:trPr>
         <w:tc>
           <w:tcPr>
-            <w:tcW w:type="dxa" w:w="6624"/>
+            <w:tcW w:type="dxa" w:w="7488"/>
+            <w:tcMar>
+              <w:top w:w="40" w:type="dxa"/>
+              <w:left w:w="70" w:type="dxa"/>
+              <w:bottom w:w="40" w:type="dxa"/>
+              <w:right w:w="70" w:type="dxa"/>
+            </w:tcMar>
+            <w:tcBorders>
+              <w:bottom w:val="single" w:sz="8" w:color="1A1D26"/>
+            </w:tcBorders>
           </w:tcPr>
           <w:p>
-            <w:r/>
             <w:r>
+              <w:rPr>
+                <w:rFonts w:ascii="Avenir Next" w:hAnsi="Avenir Next"/>
+                <w:b/>
+                <w:i w:val="0"/>
+                <w:color w:val="1A1D26"/>
+                <w:sz w:val="28"/>
+                <w:u w:val="none"/>
+                <w:rFonts w:ascii="Avenir Next" w:hAnsi="Avenir Next" w:cs="Avenir Next"/>
+              </w:rPr>
               <w:t>The block slid forward after the ball hit it.</w:t>
             </w:r>
           </w:p>
         </w:tc>
         <w:tc>
           <w:tcPr>
-            <w:tcW w:type="dxa" w:w="2736"/>
+            <w:tcW w:type="dxa" w:w="3168"/>
+            <w:tcMar>
+              <w:top w:w="40" w:type="dxa"/>
+              <w:left w:w="70" w:type="dxa"/>
+              <w:bottom w:w="40" w:type="dxa"/>
+              <w:right w:w="70" w:type="dxa"/>
+            </w:tcMar>
+            <w:tcBorders>
+              <w:bottom w:val="single" w:sz="8" w:color="1A1D26"/>
+            </w:tcBorders>
           </w:tcPr>
           <w:p>
-            <w:r/>
             <w:r>
-              <w:t>YES / NO</w:t>
+              <w:rPr>
+                <w:rFonts w:ascii="Avenir Next" w:hAnsi="Avenir Next"/>
+                <w:b w:val="0"/>
+                <w:i w:val="0"/>
+                <w:color w:val="1A1D26"/>
+                <w:sz w:val="28"/>
+                <w:u w:val="none"/>
+                <w:rFonts w:ascii="Avenir Next" w:hAnsi="Avenir Next" w:cs="Avenir Next"/>
+              </w:rPr>
+              <w:t>YES    NO</w:t>
             </w:r>
           </w:p>
         </w:tc>
       </w:tr>
       <w:tr>
         <w:trPr>
-          <w:trHeight w:val="720"/>
+          <w:trHeight w:val="640" w:hRule="atLeast"/>
         </w:trPr>
         <w:tc>
           <w:tcPr>
-            <w:tcW w:type="dxa" w:w="6624"/>
+            <w:tcW w:type="dxa" w:w="7488"/>
+            <w:tcMar>
+              <w:top w:w="40" w:type="dxa"/>
+              <w:left w:w="70" w:type="dxa"/>
+              <w:bottom w:w="40" w:type="dxa"/>
+              <w:right w:w="70" w:type="dxa"/>
+            </w:tcMar>
+            <w:tcBorders>
+              <w:bottom w:val="single" w:sz="8" w:color="1A1D26"/>
+            </w:tcBorders>
           </w:tcPr>
           <w:p>
-            <w:r/>
             <w:r>
+              <w:rPr>
+                <w:rFonts w:ascii="Avenir Next" w:hAnsi="Avenir Next"/>
+                <w:b/>
+                <w:i w:val="0"/>
+                <w:color w:val="1A1D26"/>
+                <w:sz w:val="28"/>
+                <w:u w:val="none"/>
+                <w:rFonts w:ascii="Avenir Next" w:hAnsi="Avenir Next" w:cs="Avenir Next"/>
+              </w:rPr>
               <w:t>I think the ball is heavy.</w:t>
             </w:r>
           </w:p>
         </w:tc>
         <w:tc>
           <w:tcPr>
-            <w:tcW w:type="dxa" w:w="2736"/>
+            <w:tcW w:type="dxa" w:w="3168"/>
+            <w:tcMar>
+              <w:top w:w="40" w:type="dxa"/>
+              <w:left w:w="70" w:type="dxa"/>
+              <w:bottom w:w="40" w:type="dxa"/>
+              <w:right w:w="70" w:type="dxa"/>
+            </w:tcMar>
+            <w:tcBorders>
+              <w:bottom w:val="single" w:sz="8" w:color="1A1D26"/>
+            </w:tcBorders>
           </w:tcPr>
           <w:p>
-            <w:r/>
             <w:r>
-              <w:t>YES / NO</w:t>
+              <w:rPr>
+                <w:rFonts w:ascii="Avenir Next" w:hAnsi="Avenir Next"/>
+                <w:b w:val="0"/>
+                <w:i w:val="0"/>
+                <w:color w:val="1A1D26"/>
+                <w:sz w:val="28"/>
+                <w:u w:val="none"/>
+                <w:rFonts w:ascii="Avenir Next" w:hAnsi="Avenir Next" w:cs="Avenir Next"/>
+              </w:rPr>
+              <w:t>YES    NO</w:t>
             </w:r>
           </w:p>
         </w:tc>
@@ -569,49 +1093,83 @@
     </w:tbl>
     <w:p>
       <w:pPr>
-        <w:spacing w:before="200" w:after="60"/>
+        <w:spacing w:before="0" w:after="40"/>
       </w:pPr>
       <w:r>
         <w:rPr>
+          <w:rFonts w:ascii="Avenir Next" w:hAnsi="Avenir Next"/>
           <w:b/>
-          <w:color w:val="C05014"/>
-          <w:sz w:val="28"/>
+          <w:i w:val="0"/>
+          <w:color w:val="0F5A5C"/>
+          <w:sz w:val="32"/>
+          <w:u w:val="none"/>
+          <w:rFonts w:ascii="Avenir Next" w:hAnsi="Avenir Next" w:cs="Avenir Next"/>
         </w:rPr>
-        <w:t>D. Before / After</w:t>
+        <w:t>D. Before and after</w:t>
       </w:r>
     </w:p>
     <w:p>
       <w:pPr>
-        <w:spacing w:after="80"/>
+        <w:spacing w:before="0" w:after="40"/>
       </w:pPr>
       <w:r>
         <w:rPr>
-          <w:i w:val="0"/>
-          <w:color w:val="444444"/>
+          <w:rFonts w:ascii="Avenir Next" w:hAnsi="Avenir Next"/>
+          <w:b w:val="0"/>
+          <w:i/>
+          <w:color w:val="4A5268"/>
           <w:sz w:val="24"/>
+          <w:u w:val="none"/>
+          <w:rFonts w:ascii="Avenir Next" w:hAnsi="Avenir Next" w:cs="Avenir Next"/>
         </w:rPr>
-        <w:t>Draw one example of a moving object causing a change.</w:t>
+        <w:t>Draw one moving object causing a change.</w:t>
       </w:r>
     </w:p>
     <w:tbl>
       <w:tblPr>
-        <w:tblStyle w:val="TableGrid"/>
         <w:tblW w:type="auto" w:w="0"/>
         <w:tblLook w:firstColumn="1" w:firstRow="1" w:lastColumn="0" w:lastRow="0" w:noHBand="0" w:noVBand="1" w:val="04A0"/>
+        <w:tblBorders>
+          <w:top w:val="none"/>
+          <w:left w:val="none"/>
+          <w:bottom w:val="none"/>
+          <w:right w:val="none"/>
+          <w:insideH w:val="none"/>
+          <w:insideV w:val="none"/>
+        </w:tblBorders>
       </w:tblPr>
       <w:tblGrid>
-        <w:gridCol w:w="4968"/>
-        <w:gridCol w:w="4968"/>
+        <w:gridCol w:w="5328"/>
+        <w:gridCol w:w="5328"/>
       </w:tblGrid>
       <w:tr>
+        <w:trPr>
+          <w:trHeight w:val="360" w:hRule="exact"/>
+        </w:trPr>
         <w:tc>
           <w:tcPr>
-            <w:tcW w:type="dxa" w:w="4968"/>
+            <w:tcW w:type="dxa" w:w="5184"/>
+            <w:tcMar>
+              <w:top w:w="40" w:type="dxa"/>
+              <w:left w:w="80" w:type="dxa"/>
+              <w:bottom w:w="40" w:type="dxa"/>
+              <w:right w:w="80" w:type="dxa"/>
+            </w:tcMar>
+            <w:shd w:val="clear" w:color="auto" w:fill="0F5A5C"/>
           </w:tcPr>
           <w:p>
+            <w:pPr>
+              <w:jc w:val="center"/>
+            </w:pPr>
             <w:r>
               <w:rPr>
+                <w:rFonts w:ascii="Avenir Next" w:hAnsi="Avenir Next"/>
                 <w:b/>
+                <w:i w:val="0"/>
+                <w:color w:val="FFFFFF"/>
+                <w:sz w:val="24"/>
+                <w:u w:val="none"/>
+                <w:rFonts w:ascii="Avenir Next" w:hAnsi="Avenir Next" w:cs="Avenir Next"/>
               </w:rPr>
               <w:t>BEFORE</w:t>
             </w:r>
@@ -619,12 +1177,28 @@
         </w:tc>
         <w:tc>
           <w:tcPr>
-            <w:tcW w:type="dxa" w:w="4968"/>
+            <w:tcW w:type="dxa" w:w="5184"/>
+            <w:tcMar>
+              <w:top w:w="40" w:type="dxa"/>
+              <w:left w:w="80" w:type="dxa"/>
+              <w:bottom w:w="40" w:type="dxa"/>
+              <w:right w:w="80" w:type="dxa"/>
+            </w:tcMar>
+            <w:shd w:val="clear" w:color="auto" w:fill="0F5A5C"/>
           </w:tcPr>
           <w:p>
+            <w:pPr>
+              <w:jc w:val="center"/>
+            </w:pPr>
             <w:r>
               <w:rPr>
+                <w:rFonts w:ascii="Avenir Next" w:hAnsi="Avenir Next"/>
                 <w:b/>
+                <w:i w:val="0"/>
+                <w:color w:val="FFFFFF"/>
+                <w:sz w:val="24"/>
+                <w:u w:val="none"/>
+                <w:rFonts w:ascii="Avenir Next" w:hAnsi="Avenir Next" w:cs="Avenir Next"/>
               </w:rPr>
               <w:t>AFTER</w:t>
             </w:r>
@@ -633,80 +1207,273 @@
       </w:tr>
       <w:tr>
         <w:trPr>
-          <w:trHeight w:val="1728"/>
+          <w:trHeight w:val="2600" w:hRule="exact"/>
         </w:trPr>
         <w:tc>
           <w:tcPr>
-            <w:tcW w:type="dxa" w:w="4968"/>
+            <w:tcW w:type="dxa" w:w="5184"/>
+            <w:tcMar>
+              <w:top w:w="40" w:type="dxa"/>
+              <w:left w:w="80" w:type="dxa"/>
+              <w:bottom w:w="40" w:type="dxa"/>
+              <w:right w:w="80" w:type="dxa"/>
+            </w:tcMar>
+            <w:tcBorders>
+              <w:top w:val="single" w:sz="8" w:color="0F5A5C"/>
+            </w:tcBorders>
+            <w:tcBorders>
+              <w:left w:val="single" w:sz="8" w:color="0F5A5C"/>
+            </w:tcBorders>
+            <w:tcBorders>
+              <w:bottom w:val="single" w:sz="8" w:color="0F5A5C"/>
+            </w:tcBorders>
+            <w:tcBorders>
+              <w:right w:val="single" w:sz="8" w:color="0F5A5C"/>
+            </w:tcBorders>
           </w:tcPr>
-          <w:p/>
+          <w:p>
+            <w:r>
+              <w:rPr>
+                <w:rFonts w:ascii="Avenir Next" w:hAnsi="Avenir Next"/>
+                <w:b w:val="0"/>
+                <w:i w:val="0"/>
+                <w:color w:val="1A1D26"/>
+                <w:sz w:val="4"/>
+                <w:u w:val="none"/>
+                <w:rFonts w:ascii="Avenir Next" w:hAnsi="Avenir Next" w:cs="Avenir Next"/>
+              </w:rPr>
+            </w:r>
+          </w:p>
         </w:tc>
         <w:tc>
           <w:tcPr>
-            <w:tcW w:type="dxa" w:w="4968"/>
+            <w:tcW w:type="dxa" w:w="5184"/>
+            <w:tcMar>
+              <w:top w:w="40" w:type="dxa"/>
+              <w:left w:w="80" w:type="dxa"/>
+              <w:bottom w:w="40" w:type="dxa"/>
+              <w:right w:w="80" w:type="dxa"/>
+            </w:tcMar>
+            <w:tcBorders>
+              <w:top w:val="single" w:sz="8" w:color="0F5A5C"/>
+            </w:tcBorders>
+            <w:tcBorders>
+              <w:left w:val="single" w:sz="8" w:color="0F5A5C"/>
+            </w:tcBorders>
+            <w:tcBorders>
+              <w:bottom w:val="single" w:sz="8" w:color="0F5A5C"/>
+            </w:tcBorders>
+            <w:tcBorders>
+              <w:right w:val="single" w:sz="8" w:color="0F5A5C"/>
+            </w:tcBorders>
           </w:tcPr>
-          <w:p/>
+          <w:p>
+            <w:r>
+              <w:rPr>
+                <w:rFonts w:ascii="Avenir Next" w:hAnsi="Avenir Next"/>
+                <w:b w:val="0"/>
+                <w:i w:val="0"/>
+                <w:color w:val="1A1D26"/>
+                <w:sz w:val="4"/>
+                <w:u w:val="none"/>
+                <w:rFonts w:ascii="Avenir Next" w:hAnsi="Avenir Next" w:cs="Avenir Next"/>
+              </w:rPr>
+            </w:r>
+          </w:p>
         </w:tc>
       </w:tr>
     </w:tbl>
     <w:p>
       <w:pPr>
-        <w:spacing w:before="200" w:after="60"/>
+        <w:spacing w:before="0" w:after="40"/>
       </w:pPr>
       <w:r>
         <w:rPr>
+          <w:rFonts w:ascii="Avenir Next" w:hAnsi="Avenir Next"/>
           <w:b/>
-          <w:color w:val="C05014"/>
-          <w:sz w:val="28"/>
+          <w:i w:val="0"/>
+          <w:color w:val="0F5A5C"/>
+          <w:sz w:val="32"/>
+          <w:u w:val="none"/>
+          <w:rFonts w:ascii="Avenir Next" w:hAnsi="Avenir Next" w:cs="Avenir Next"/>
         </w:rPr>
         <w:t>E. Explain</w:t>
       </w:r>
     </w:p>
     <w:p>
       <w:pPr>
-        <w:spacing w:after="80"/>
+        <w:spacing w:before="0" w:after="40"/>
       </w:pPr>
       <w:r>
         <w:rPr>
+          <w:rFonts w:ascii="Avenir Next" w:hAnsi="Avenir Next"/>
+          <w:b/>
           <w:i w:val="0"/>
-          <w:color w:val="444444"/>
-          <w:sz w:val="24"/>
+          <w:color w:val="1A1D26"/>
+          <w:sz w:val="28"/>
+          <w:u w:val="none"/>
+          <w:rFonts w:ascii="Avenir Next" w:hAnsi="Avenir Next" w:cs="Avenir Next"/>
         </w:rPr>
         <w:t>How can a moving object show evidence of energy?</w:t>
       </w:r>
     </w:p>
-    <w:p>
-      <w:pPr>
-        <w:spacing w:before="40" w:after="200"/>
-        <w:pBdr>
-          <w:bottom w:val="single" w:sz="6" w:space="1" w:color="999999"/>
-        </w:pBdr>
-      </w:pPr>
-    </w:p>
-    <w:p>
-      <w:pPr>
-        <w:spacing w:before="40" w:after="200"/>
-        <w:pBdr>
-          <w:bottom w:val="single" w:sz="6" w:space="1" w:color="999999"/>
-        </w:pBdr>
-      </w:pPr>
-    </w:p>
-    <w:p>
-      <w:pPr>
-        <w:spacing w:before="40" w:after="200"/>
-        <w:pBdr>
-          <w:bottom w:val="single" w:sz="6" w:space="1" w:color="999999"/>
-        </w:pBdr>
-      </w:pPr>
-    </w:p>
+    <w:tbl>
+      <w:tblPr>
+        <w:tblW w:type="auto" w:w="0"/>
+        <w:tblLook w:firstColumn="1" w:firstRow="1" w:lastColumn="0" w:lastRow="0" w:noHBand="0" w:noVBand="1" w:val="04A0"/>
+        <w:tblBorders>
+          <w:top w:val="none"/>
+          <w:left w:val="none"/>
+          <w:bottom w:val="none"/>
+          <w:right w:val="none"/>
+          <w:insideH w:val="none"/>
+          <w:insideV w:val="none"/>
+        </w:tblBorders>
+      </w:tblPr>
+      <w:tblGrid>
+        <w:gridCol w:w="10656"/>
+      </w:tblGrid>
+      <w:tr>
+        <w:trPr>
+          <w:trHeight w:val="560" w:hRule="exact"/>
+        </w:trPr>
+        <w:tc>
+          <w:tcPr>
+            <w:tcW w:type="dxa" w:w="10656"/>
+            <w:tcMar>
+              <w:top w:w="0" w:type="dxa"/>
+              <w:left w:w="0" w:type="dxa"/>
+              <w:bottom w:w="0" w:type="dxa"/>
+              <w:right w:w="0" w:type="dxa"/>
+            </w:tcMar>
+            <w:tcBorders>
+              <w:bottom w:val="single" w:sz="8" w:color="1A1D26"/>
+            </w:tcBorders>
+          </w:tcPr>
+          <w:p>
+            <w:pPr>
+              <w:spacing w:before="0" w:after="0" w:line="40" w:lineRule="exact"/>
+            </w:pPr>
+            <w:r>
+              <w:rPr>
+                <w:rFonts w:ascii="Avenir Next" w:hAnsi="Avenir Next"/>
+                <w:b w:val="0"/>
+                <w:i w:val="0"/>
+                <w:color w:val="1A1D26"/>
+                <w:sz w:val="4"/>
+                <w:u w:val="none"/>
+                <w:rFonts w:ascii="Avenir Next" w:hAnsi="Avenir Next" w:cs="Avenir Next"/>
+              </w:rPr>
+            </w:r>
+          </w:p>
+        </w:tc>
+      </w:tr>
+      <w:tr>
+        <w:trPr>
+          <w:trHeight w:val="560" w:hRule="exact"/>
+        </w:trPr>
+        <w:tc>
+          <w:tcPr>
+            <w:tcW w:type="dxa" w:w="10656"/>
+            <w:tcMar>
+              <w:top w:w="0" w:type="dxa"/>
+              <w:left w:w="0" w:type="dxa"/>
+              <w:bottom w:w="0" w:type="dxa"/>
+              <w:right w:w="0" w:type="dxa"/>
+            </w:tcMar>
+            <w:tcBorders>
+              <w:bottom w:val="single" w:sz="8" w:color="1A1D26"/>
+            </w:tcBorders>
+          </w:tcPr>
+          <w:p>
+            <w:pPr>
+              <w:spacing w:before="0" w:after="0" w:line="40" w:lineRule="exact"/>
+            </w:pPr>
+            <w:r>
+              <w:rPr>
+                <w:rFonts w:ascii="Avenir Next" w:hAnsi="Avenir Next"/>
+                <w:b w:val="0"/>
+                <w:i w:val="0"/>
+                <w:color w:val="1A1D26"/>
+                <w:sz w:val="4"/>
+                <w:u w:val="none"/>
+                <w:rFonts w:ascii="Avenir Next" w:hAnsi="Avenir Next" w:cs="Avenir Next"/>
+              </w:rPr>
+            </w:r>
+          </w:p>
+        </w:tc>
+      </w:tr>
+      <w:tr>
+        <w:trPr>
+          <w:trHeight w:val="560" w:hRule="exact"/>
+        </w:trPr>
+        <w:tc>
+          <w:tcPr>
+            <w:tcW w:type="dxa" w:w="10656"/>
+            <w:tcMar>
+              <w:top w:w="0" w:type="dxa"/>
+              <w:left w:w="0" w:type="dxa"/>
+              <w:bottom w:w="0" w:type="dxa"/>
+              <w:right w:w="0" w:type="dxa"/>
+            </w:tcMar>
+            <w:tcBorders>
+              <w:bottom w:val="single" w:sz="8" w:color="1A1D26"/>
+            </w:tcBorders>
+          </w:tcPr>
+          <w:p>
+            <w:pPr>
+              <w:spacing w:before="0" w:after="0" w:line="40" w:lineRule="exact"/>
+            </w:pPr>
+            <w:r>
+              <w:rPr>
+                <w:rFonts w:ascii="Avenir Next" w:hAnsi="Avenir Next"/>
+                <w:b w:val="0"/>
+                <w:i w:val="0"/>
+                <w:color w:val="1A1D26"/>
+                <w:sz w:val="4"/>
+                <w:u w:val="none"/>
+                <w:rFonts w:ascii="Avenir Next" w:hAnsi="Avenir Next" w:cs="Avenir Next"/>
+              </w:rPr>
+            </w:r>
+          </w:p>
+        </w:tc>
+      </w:tr>
+    </w:tbl>
     <w:sectPr>
+      <w:footerReference w:type="default" r:id="rId9"/>
       <w:pgSz w:w="12240" w:h="15840"/>
-      <w:pgMar w:top="1008" w:right="1152" w:bottom="1008" w:left="1152" w:header="720" w:footer="720" w:gutter="0"/>
+      <w:pgMar w:top="720" w:right="792" w:bottom="720" w:left="792" w:header="720" w:footer="720" w:gutter="0"/>
       <w:cols w:space="720"/>
       <w:docGrid w:linePitch="360"/>
     </w:sectPr>
   </w:body>
 </w:document>
+</file>
+
+<file path=word/footer1.xml><?xml version="1.0" encoding="utf-8"?>
+<w:ftr xmlns:m="http://schemas.openxmlformats.org/officeDocument/2006/math" xmlns:mc="http://schemas.openxmlformats.org/markup-compatibility/2006" xmlns:mo="http://schemas.microsoft.com/office/mac/office/2008/main" xmlns:mv="urn:schemas-microsoft-com:mac:vml" xmlns:o="urn:schemas-microsoft-com:office:office" xmlns:r="http://schemas.openxmlformats.org/officeDocument/2006/relationships" xmlns:v="urn:schemas-microsoft-com:vml" xmlns:w10="urn:schemas-microsoft-com:office:word" xmlns:w14="http://schemas.microsoft.com/office/word/2010/wordml" xmlns:w="http://schemas.openxmlformats.org/wordprocessingml/2006/main" xmlns:wne="http://schemas.microsoft.com/office/word/2006/wordml" xmlns:wp14="http://schemas.microsoft.com/office/word/2010/wordprocessingDrawing" xmlns:wp="http://schemas.openxmlformats.org/drawingml/2006/wordprocessingDrawing" xmlns:wpc="http://schemas.microsoft.com/office/word/2010/wordprocessingCanvas" xmlns:wpg="http://schemas.microsoft.com/office/word/2010/wordprocessingGroup" xmlns:wpi="http://schemas.microsoft.com/office/word/2010/wordprocessingInk" xmlns:wps="http://schemas.microsoft.com/office/word/2010/wordprocessingShape" mc:Ignorable="w14 wp14">
+  <w:p>
+    <w:pPr>
+      <w:pStyle w:val="Footer"/>
+      <w:jc w:val="center"/>
+      <w:pBdr>
+        <w:top w:val="single" w:sz="6" w:color="D8DCE4"/>
+      </w:pBdr>
+    </w:pPr>
+    <w:r>
+      <w:rPr>
+        <w:rFonts w:ascii="Avenir Next" w:hAnsi="Avenir Next"/>
+        <w:b w:val="0"/>
+        <w:i w:val="0"/>
+        <w:color w:val="4A5268"/>
+        <w:sz w:val="17"/>
+        <w:u w:val="none"/>
+        <w:rFonts w:ascii="Avenir Next" w:hAnsi="Avenir Next" w:cs="Avenir Next"/>
+      </w:rPr>
+      <w:t>Unit 1 · Chapter 2 · Practice · Moving Objects Have Energy · Not graded</w:t>
+    </w:r>
+  </w:p>
+</w:ftr>
 </file>
 
 <file path=word/numbering.xml><?xml version="1.0" encoding="utf-8"?>
@@ -1073,8 +1840,9 @@
     <w:qFormat/>
     <w:rsid w:val="00FC693F"/>
     <w:rPr>
-      <w:rFonts w:ascii="Arial" w:hAnsi="Arial" w:eastAsia="Arial"/>
-      <w:sz w:val="22"/>
+      <w:rFonts w:ascii="Avenir Next" w:hAnsi="Avenir Next"/>
+      <w:color w:val="1A1D26"/>
+      <w:sz w:val="28"/>
     </w:rPr>
   </w:style>
   <w:style w:type="paragraph" w:styleId="Header">
